--- a/public/gallery/examples/customer-success-manager/ja/resume.docx
+++ b/public/gallery/examples/customer-success-manager/ja/resume.docx
@@ -66,7 +66,7 @@
         </w:rPr>
         <w:t xml:space="preserve">📧 </w:t>
       </w:r>
-      <w:hyperlink w:history="1" r:id="rIdy6f3jwt_jnycvj_4dc5vn">
+      <w:hyperlink w:history="1" r:id="rIdb8zfgbnykl3crrzvatskm">
         <w:r>
           <w:rPr>
             <w:sz w:val="18"/>
@@ -89,7 +89,7 @@
         </w:rPr>
         <w:t xml:space="preserve">🔗 </w:t>
       </w:r>
-      <w:hyperlink w:history="1" r:id="rId9fob-bz4yiutbj_zptexk">
+      <w:hyperlink w:history="1" r:id="rIdzuhwgewyr0imd4bbnjh-m">
         <w:r>
           <w:rPr>
             <w:sz w:val="18"/>
@@ -124,7 +124,7 @@
         <w:spacing w:after="200" w:line="276"/>
         <w:jc w:val="center"/>
       </w:pPr>
-      <w:hyperlink w:history="1" r:id="rIdtn7gjbf34km-db5w2fr5b">
+      <w:hyperlink w:history="1" r:id="rIdcq4c1wcgio4pst3ehf17v">
         <w:r>
           <w:rPr>
             <w:sz w:val="18"/>
@@ -140,7 +140,7 @@
         </w:rPr>
         <w:t xml:space="preserve"> • </w:t>
       </w:r>
-      <w:hyperlink w:history="1" r:id="rIdhjf2ekpzpzjqh6jddyn_b">
+      <w:hyperlink w:history="1" r:id="rIdpo--9qbsg1o6bwnqpl-tz">
         <w:r>
           <w:rPr>
             <w:sz w:val="18"/>
@@ -306,7 +306,7 @@
         </w:rPr>
         <w:t xml:space="preserve">	</w:t>
       </w:r>
-      <w:hyperlink w:history="1" r:id="rIdndm6cwszg0sdekucbalww">
+      <w:hyperlink w:history="1" r:id="rIdekfqa7vv-wdnpyepzg31n">
         <w:r>
           <w:rPr>
             <w:sz w:val="18"/>
@@ -469,7 +469,7 @@
         </w:rPr>
         <w:t xml:space="preserve">	</w:t>
       </w:r>
-      <w:hyperlink w:history="1" r:id="rIdn-e0dc6iwu3z45ihrb-mc">
+      <w:hyperlink w:history="1" r:id="rId1qtglwt2cqh1trnejk72o">
         <w:r>
           <w:rPr>
             <w:sz w:val="18"/>
@@ -651,7 +651,7 @@
         </w:rPr>
         <w:t xml:space="preserve">	</w:t>
       </w:r>
-      <w:hyperlink w:history="1" r:id="rId_syj8giwusy0ko9fg9ert">
+      <w:hyperlink w:history="1" r:id="rIdrx7_vjg4amevqeec329mw">
         <w:r>
           <w:rPr>
             <w:sz w:val="18"/>
@@ -814,7 +814,7 @@
         </w:rPr>
         <w:t xml:space="preserve">	</w:t>
       </w:r>
-      <w:hyperlink w:history="1" r:id="rId4nblhcdd40xyatruyz7nl">
+      <w:hyperlink w:history="1" r:id="rIdcdpt4lho9lbh7bm4gfwta">
         <w:r>
           <w:rPr>
             <w:sz w:val="18"/>
@@ -1282,7 +1282,7 @@
         </w:rPr>
         <w:t xml:space="preserve">	</w:t>
       </w:r>
-      <w:hyperlink w:history="1" r:id="rIdwib_pt3bru_5i1fzf0-ol">
+      <w:hyperlink w:history="1" r:id="rIdowjs_ol7l40ynhckpgin5">
         <w:r>
           <w:rPr>
             <w:sz w:val="18"/>
@@ -1348,7 +1348,7 @@
         </w:rPr>
         <w:t xml:space="preserve">	</w:t>
       </w:r>
-      <w:hyperlink w:history="1" r:id="rIdydavoxka6t00d82eumlci">
+      <w:hyperlink w:history="1" r:id="rIdno9ytesjry52cpvxrygdz">
         <w:r>
           <w:rPr>
             <w:sz w:val="18"/>
@@ -1414,7 +1414,7 @@
         </w:rPr>
         <w:t xml:space="preserve">	</w:t>
       </w:r>
-      <w:hyperlink w:history="1" r:id="rIddh3s1ho3n64r2sypxlsce">
+      <w:hyperlink w:history="1" r:id="rIdioqyafqmkjrxnq5xh25ig">
         <w:r>
           <w:rPr>
             <w:sz w:val="18"/>
@@ -1499,7 +1499,7 @@
         </w:rPr>
         <w:t xml:space="preserve">	</w:t>
       </w:r>
-      <w:hyperlink w:history="1" r:id="rIdexxa_bofeaq4mb7wznhu_">
+      <w:hyperlink w:history="1" r:id="rIdglnreenvkh0ibic_eubcl">
         <w:r>
           <w:rPr>
             <w:sz w:val="18"/>
@@ -1641,7 +1641,7 @@
         </w:rPr>
         <w:t xml:space="preserve">	</w:t>
       </w:r>
-      <w:hyperlink w:history="1" r:id="rIdiexdey1cy_lrqq3sb0xr4">
+      <w:hyperlink w:history="1" r:id="rIdz18temikmtuzc_i_kmla2">
         <w:r>
           <w:rPr>
             <w:sz w:val="18"/>
@@ -1785,7 +1785,7 @@
         </w:rPr>
         <w:t xml:space="preserve">	</w:t>
       </w:r>
-      <w:hyperlink w:history="1" r:id="rId1xzx-vpipmj_dm_8ld1zp">
+      <w:hyperlink w:history="1" r:id="rIdgqtxgjpozap-krgpwq1-2">
         <w:r>
           <w:rPr>
             <w:sz w:val="18"/>
@@ -2030,7 +2030,7 @@
         </w:rPr>
         <w:t xml:space="preserve">	</w:t>
       </w:r>
-      <w:hyperlink w:history="1" r:id="rIdqapytb4oiafq4qhvblvpp">
+      <w:hyperlink w:history="1" r:id="rId2cqzxqgeyhdpnd9tu02tg">
         <w:r>
           <w:rPr>
             <w:sz w:val="18"/>
